--- a/docs/HASIL-FIX/Outline.docx
+++ b/docs/HASIL-FIX/Outline.docx
@@ -292,7 +292,7 @@
                 <w:b/>
                 <w:sz w:val="24"/>
               </w:rPr>
-              <w:t>Analisis Kestabilan Temporal Subset Fitur XGBoost Berbasis Jaccard dan Hubungannya dengan Error Prediksi Out-of-Sample pada Return Bitcoin</w:t>
+              <w:t>Hubungan Kestabilan Temporal Subset Fitur XGBoost Berbasis Jaccard dengan Error Prediksi Out-of-Sample Return Bitcoin</w:t>
             </w:r>
           </w:p>
         </w:tc>
@@ -483,14 +483,14 @@
               <w:rPr>
                 <w:rFonts w:ascii="Times New Roman" w:eastAsia="Times New Roman" w:hAnsi="Times New Roman" w:cs="Times New Roman"/>
               </w:rPr>
-              <w:t xml:space="preserve"> secara khusus menguji beragam teknik feature selection atas indikator teknikal untuk forecasting cryptocurrency, dan memperlihatkan bahwa pengurangan fitur dapat tetap mempertahankan bahkan menaikkan kinerja model pada sejumlah konfigurasi. Temuan itu </w:t>
+              <w:t xml:space="preserve"> secara khusus menguji beragam teknik feature selection atas indikator teknikal untuk forecasting cryptocurrency, dan memperlihatkan bahwa pengurangan fitur dapat tetap mempertahankan bahkan menaikkan kinerja model pada sejumlah konfigurasi. Temuan itu memperkuat bahwa pemilihan fitur bukan sekadar </w:t>
             </w:r>
             <w:r>
               <w:rPr>
                 <w:rFonts w:ascii="Times New Roman" w:eastAsia="Times New Roman" w:hAnsi="Times New Roman" w:cs="Times New Roman"/>
               </w:rPr>
               <w:lastRenderedPageBreak/>
-              <w:t>memperkuat bahwa pemilihan fitur bukan sekadar persoalan jumlah variabel, melainkan menyangkut fitur mana yang dipakai model pada kondisi data tertentu.</w:t>
+              <w:t>persoalan jumlah variabel, melainkan menyangkut fitur mana yang dipakai model pada kondisi data tertentu.</w:t>
             </w:r>
           </w:p>
           <w:p>
@@ -671,14 +671,14 @@
               <w:rPr>
                 <w:rFonts w:ascii="Times New Roman" w:eastAsia="Times New Roman" w:hAnsi="Times New Roman" w:cs="Times New Roman"/>
               </w:rPr>
-              <w:t xml:space="preserve">Research gap penelitian ini lantas ditempatkan secara sempit sekaligus terukur. Penelitian yang sudah ada telah </w:t>
+              <w:t xml:space="preserve">Research gap penelitian ini lantas ditempatkan secara sempit sekaligus terukur. Penelitian yang sudah ada telah membahas dynamic feature selection pada Bitcoin dan </w:t>
             </w:r>
             <w:r>
               <w:rPr>
                 <w:rFonts w:ascii="Times New Roman" w:eastAsia="Times New Roman" w:hAnsi="Times New Roman" w:cs="Times New Roman"/>
               </w:rPr>
               <w:lastRenderedPageBreak/>
-              <w:t>membahas dynamic feature selection pada Bitcoin dan pengaruh feature selection terhadap forecasting cryptocurrency, sementara literatur feature selection stability telah menyediakan beragam ukuran untuk menilai kemiripan subset. Namun, pada rancangan penelitian ini, subset fitur hasil feature selection XGBoost pada temporal window berturut-turut dipasangkan secara eksplisit dengan forecasting error out-of-sample pada periode sesudahnya. Dengan begitu, perhatian penelitian bukan guna membuktikan bahwa fitur yang stabil pasti membuat prediksi lebih baik, melainkan guna menguji secara empiris apakah tingkat temporal feature-subset stability memiliki hubungan yang konsisten dengan forecasting error. Pernyataan itu dirumuskan sebagai pertanyaan empiris dan tidak menetapkan arah hubungan sejak awal.</w:t>
+              <w:t>pengaruh feature selection terhadap forecasting cryptocurrency, sementara literatur feature selection stability telah menyediakan beragam ukuran untuk menilai kemiripan subset. Namun, pada rancangan penelitian ini, subset fitur hasil feature selection XGBoost pada temporal window berturut-turut dipasangkan secara eksplisit dengan forecasting error out-of-sample pada periode sesudahnya. Dengan begitu, perhatian penelitian bukan guna membuktikan bahwa fitur yang stabil pasti membuat prediksi lebih baik, melainkan guna menguji secara empiris apakah tingkat temporal feature-subset stability memiliki hubungan yang konsisten dengan forecasting error. Pernyataan itu dirumuskan sebagai pertanyaan empiris dan tidak menetapkan arah hubungan sejak awal.</w:t>
             </w:r>
           </w:p>
           <w:p>
@@ -736,14 +736,14 @@
               <w:rPr>
                 <w:rFonts w:ascii="Times New Roman" w:eastAsia="Times New Roman" w:hAnsi="Times New Roman" w:cs="Times New Roman"/>
               </w:rPr>
-              <w:t xml:space="preserve">Kestabilan subset fitur antarwindow diukur memakai Jaccard selaku metrik utama, sedangkan Kuncheva Index berperan sebagai analisis pendukung. Setelah itu, subset fitur yang terpilih pada window terkait dipakai guna menghasilkan prediksi pada periode out-of-sample. Error </w:t>
+              <w:t xml:space="preserve">Kestabilan subset fitur antarwindow diukur memakai Jaccard selaku metrik utama, sedangkan Kuncheva Index berperan sebagai analisis pendukung. Setelah itu, subset fitur yang terpilih pada window terkait dipakai guna menghasilkan prediksi pada periode out-of-sample. Error prediksi diringkas lewat Mean Absolute Error (MAE), </w:t>
             </w:r>
             <w:r>
               <w:rPr>
                 <w:rFonts w:ascii="Times New Roman" w:eastAsia="Times New Roman" w:hAnsi="Times New Roman" w:cs="Times New Roman"/>
               </w:rPr>
               <w:lastRenderedPageBreak/>
-              <w:t xml:space="preserve">prediksi diringkas lewat Mean Absolute Error (MAE), lalu pasangan temporal Jaccard dan error out-of-sample ditelaah memakai korelasi Spearman dengan interval kepercayaan 95% berbasis stationary bootstrap. Prosedur berbasis window dan evaluasi out-of-sample dimaksudkan guna menjaga urutan waktu sekaligus menekan risiko information leakage yang bisa muncul bilamana data masa depan dipakai dalam proses pembentukan fitur atau evaluasi. Prinsip evaluasi forecasting secara berurutan pun sejalan dengan praktik analisis time series yang menekankan pemisahan informasi historis dari periode forecast </w:t>
+              <w:t xml:space="preserve">lalu pasangan temporal Jaccard dan error out-of-sample ditelaah memakai korelasi Spearman dengan interval kepercayaan 95% berbasis stationary bootstrap. Prosedur berbasis window dan evaluasi out-of-sample dimaksudkan guna menjaga urutan waktu sekaligus menekan risiko information leakage yang bisa muncul bilamana data masa depan dipakai dalam proses pembentukan fitur atau evaluasi. Prinsip evaluasi forecasting secara berurutan pun sejalan dengan praktik analisis time series yang menekankan pemisahan informasi historis dari periode forecast </w:t>
             </w:r>
             <w:sdt>
               <w:sdtPr>
@@ -925,7 +925,6 @@
                 <w:rFonts w:ascii="Times New Roman" w:eastAsia="Times New Roman" w:hAnsi="Times New Roman" w:cs="Times New Roman"/>
                 <w:sz w:val="24"/>
               </w:rPr>
-              <w:lastRenderedPageBreak/>
               <w:t>Referensi/Pustaka Utama</w:t>
             </w:r>
           </w:p>
@@ -995,7 +994,17 @@
                     <w:iCs/>
                     <w:color w:val="000000"/>
                   </w:rPr>
-                  <w:t>Transfer-entropy-based dynamic feature selection for evaluating Bitcoin price drivers</w:t>
+                  <w:t xml:space="preserve">Transfer-entropy-based dynamic feature selection for evaluating Bitcoin price </w:t>
+                </w:r>
+                <w:r>
+                  <w:rPr>
+                    <w:rFonts w:ascii="Times New Roman" w:eastAsia="Times New Roman" w:hAnsi="Times New Roman" w:cs="Times New Roman"/>
+                    <w:i/>
+                    <w:iCs/>
+                    <w:color w:val="000000"/>
+                  </w:rPr>
+                  <w:lastRenderedPageBreak/>
+                  <w:t>drivers</w:t>
                 </w:r>
                 <w:r>
                   <w:rPr>
@@ -3017,7 +3026,9 @@
   </w:compat>
   <w:rsids>
     <w:rsidRoot w:val="00C2662F"/>
+    <w:rsid w:val="0008715D"/>
     <w:rsid w:val="001469AD"/>
+    <w:rsid w:val="00402C41"/>
     <w:rsid w:val="00413CA3"/>
     <w:rsid w:val="008E1DD8"/>
     <w:rsid w:val="00BB5DF4"/>
@@ -3780,28 +3791,28 @@
 </file>
 
 <file path=customXml/item1.xml><?xml version="1.0" encoding="utf-8"?>
-<b:Sources xmlns:b="http://schemas.openxmlformats.org/officeDocument/2006/bibliography" xmlns="http://schemas.openxmlformats.org/officeDocument/2006/bibliography" SelectedStyle="\CHICAGO.XSL" StyleName="Chicago" Version="16"/>
-</file>
-
-<file path=customXml/item2.xml><?xml version="1.0" encoding="utf-8"?>
 <go:gDocsCustomXmlDataStorage xmlns:go="http://customooxmlschemas.google.com/" xmlns:r="http://schemas.openxmlformats.org/officeDocument/2006/relationships" uri="GoogleDocsCustomDataVersion2">
   <go:docsCustomData xmlns:go="http://customooxmlschemas.google.com/" roundtripDataSignature="AMtx7miPbK/QABk7jAWseStAdGK2qWa+Gw==">CgMxLjAyCGguZ2pkZ3hzOAByITFJNHR2bmM0THUxODlUdEhkdFpPa2xLM3N2VGtPRWVmbg==</go:docsCustomData>
 </go:gDocsCustomXmlDataStorage>
 </file>
 
-<file path=customXml/itemProps1.xml><?xml version="1.0" encoding="utf-8"?>
-<ds:datastoreItem xmlns:ds="http://schemas.openxmlformats.org/officeDocument/2006/customXml" ds:itemID="{B5111163-7584-4FAE-9FE6-166F9A1058EE}">
-  <ds:schemaRefs>
-    <ds:schemaRef ds:uri="http://schemas.openxmlformats.org/officeDocument/2006/bibliography"/>
-  </ds:schemaRefs>
-</ds:datastoreItem>
+<file path=customXml/item2.xml><?xml version="1.0" encoding="utf-8"?>
+<b:Sources xmlns:b="http://schemas.openxmlformats.org/officeDocument/2006/bibliography" xmlns="http://schemas.openxmlformats.org/officeDocument/2006/bibliography" SelectedStyle="\CHICAGO.XSL" StyleName="Chicago" Version="16"/>
 </file>
 
-<file path=customXml/itemProps2.xml><?xml version="1.0" encoding="utf-8"?>
+<file path=customXml/itemProps1.xml><?xml version="1.0" encoding="utf-8"?>
 <ds:datastoreItem xmlns:ds="http://schemas.openxmlformats.org/officeDocument/2006/customXml" ds:itemID="{11111111-1234-1234-1234-123412341234}">
   <ds:schemaRefs>
     <ds:schemaRef ds:uri="http://customooxmlschemas.google.com/"/>
     <ds:schemaRef ds:uri="http://schemas.openxmlformats.org/officeDocument/2006/relationships"/>
   </ds:schemaRefs>
 </ds:datastoreItem>
+</file>
+
+<file path=customXml/itemProps2.xml><?xml version="1.0" encoding="utf-8"?>
+<ds:datastoreItem xmlns:ds="http://schemas.openxmlformats.org/officeDocument/2006/customXml" ds:itemID="{B5111163-7584-4FAE-9FE6-166F9A1058EE}">
+  <ds:schemaRefs>
+    <ds:schemaRef ds:uri="http://schemas.openxmlformats.org/officeDocument/2006/bibliography"/>
+  </ds:schemaRefs>
+</ds:datastoreItem>
 </file>